--- a/ストロベリーボーイズ運用/Strawberry_boys_SNS運用アクションプラン.docx
+++ b/ストロベリーボーイズ運用/Strawberry_boys_SNS運用アクションプラン.docx
@@ -101,10 +101,10 @@
       </w:pPr>
       <w:r>
         <w:rPr>
-          <w:sz w:val="20"/>
-          <w:szCs w:val="20"/>
+          <w:sz w:val="18"/>
+          <w:szCs w:val="18"/>
         </w:rPr>
-        <w:t xml:space="preserve">ご提出日：2026年6月9日</w:t>
+        <w:t xml:space="preserve">ご提出日：2026年6月10日（改訂版 v2.1｜外部監査対応済み）</w:t>
       </w:r>
     </w:p>
     <w:p>
@@ -209,6 +209,399 @@
         <w:t xml:space="preserve">までを一気通貫で定義します。</w:t>
       </w:r>
     </w:p>
+    <w:p>
+      <w:pPr>
+        <w:pStyle w:val="Heading2"/>
+        <w:spacing w:after="120" w:before="240"/>
+      </w:pPr>
+      <w:r>
+        <w:t xml:space="preserve">1-0. 本改訂版（v2.1）での外部監査対応</w:t>
+      </w:r>
+    </w:p>
+    <w:p>
+      <w:pPr>
+        <w:spacing w:after="120" w:before="0" w:line="276"/>
+      </w:pPr>
+      <w:r>
+        <w:t xml:space="preserve">第三者によるSEO・凍結リスク監査（2026年6月10日／総合B+・条件付き承認）の指摘を受け、必須3点と推奨事項を本改訂版に反映しました。</w:t>
+      </w:r>
+    </w:p>
+    <w:tbl>
+      <w:tblPr>
+        <w:tblW w:type="dxa" w:w="9360"/>
+        <w:tblBorders>
+          <w:top w:val="single" w:color="auto" w:sz="4"/>
+          <w:left w:val="single" w:color="auto" w:sz="4"/>
+          <w:bottom w:val="single" w:color="auto" w:sz="4"/>
+          <w:right w:val="single" w:color="auto" w:sz="4"/>
+          <w:insideH w:val="single" w:color="auto" w:sz="4"/>
+          <w:insideV w:val="single" w:color="auto" w:sz="4"/>
+        </w:tblBorders>
+      </w:tblPr>
+      <w:tblGrid>
+        <w:gridCol w:w="3200"/>
+        <w:gridCol w:w="6160"/>
+      </w:tblGrid>
+      <w:tr>
+        <w:trPr>
+          <w:tblHeader/>
+        </w:trPr>
+        <w:tc>
+          <w:tcPr>
+            <w:tcW w:type="dxa" w:w="3200"/>
+            <w:tcBorders>
+              <w:top w:val="single" w:color="DDDDDD" w:sz="1"/>
+              <w:left w:val="single" w:color="DDDDDD" w:sz="1"/>
+              <w:bottom w:val="single" w:color="DDDDDD" w:sz="1"/>
+              <w:right w:val="single" w:color="DDDDDD" w:sz="1"/>
+            </w:tcBorders>
+            <w:shd w:fill="1F3864" w:val="clear"/>
+            <w:tcMar>
+              <w:top w:type="dxa" w:w="70"/>
+              <w:left w:type="dxa" w:w="110"/>
+              <w:bottom w:type="dxa" w:w="70"/>
+              <w:right w:type="dxa" w:w="110"/>
+            </w:tcMar>
+            <w:vAlign w:val="center"/>
+          </w:tcPr>
+          <w:p>
+            <w:pPr>
+              <w:spacing w:after="0" w:line="264"/>
+              <w:jc w:val="center"/>
+            </w:pPr>
+            <w:r>
+              <w:rPr>
+                <w:b/>
+                <w:bCs/>
+                <w:color w:val="FFFFFF"/>
+                <w:sz w:val="20"/>
+                <w:szCs w:val="20"/>
+              </w:rPr>
+              <w:t xml:space="preserve">監査の指摘</w:t>
+            </w:r>
+          </w:p>
+        </w:tc>
+        <w:tc>
+          <w:tcPr>
+            <w:tcW w:type="dxa" w:w="6160"/>
+            <w:tcBorders>
+              <w:top w:val="single" w:color="DDDDDD" w:sz="1"/>
+              <w:left w:val="single" w:color="DDDDDD" w:sz="1"/>
+              <w:bottom w:val="single" w:color="DDDDDD" w:sz="1"/>
+              <w:right w:val="single" w:color="DDDDDD" w:sz="1"/>
+            </w:tcBorders>
+            <w:shd w:fill="1F3864" w:val="clear"/>
+            <w:tcMar>
+              <w:top w:type="dxa" w:w="70"/>
+              <w:left w:type="dxa" w:w="110"/>
+              <w:bottom w:type="dxa" w:w="70"/>
+              <w:right w:type="dxa" w:w="110"/>
+            </w:tcMar>
+            <w:vAlign w:val="center"/>
+          </w:tcPr>
+          <w:p>
+            <w:pPr>
+              <w:spacing w:after="0" w:line="264"/>
+              <w:jc w:val="center"/>
+            </w:pPr>
+            <w:r>
+              <w:rPr>
+                <w:b/>
+                <w:bCs/>
+                <w:color w:val="FFFFFF"/>
+                <w:sz w:val="20"/>
+                <w:szCs w:val="20"/>
+              </w:rPr>
+              <w:t xml:space="preserve">本改訂版での対応</w:t>
+            </w:r>
+          </w:p>
+        </w:tc>
+      </w:tr>
+      <w:tr>
+        <w:tc>
+          <w:tcPr>
+            <w:tcW w:type="dxa" w:w="3200"/>
+            <w:tcBorders>
+              <w:top w:val="single" w:color="DDDDDD" w:sz="1"/>
+              <w:left w:val="single" w:color="DDDDDD" w:sz="1"/>
+              <w:bottom w:val="single" w:color="DDDDDD" w:sz="1"/>
+              <w:right w:val="single" w:color="DDDDDD" w:sz="1"/>
+            </w:tcBorders>
+            <w:tcMar>
+              <w:top w:type="dxa" w:w="70"/>
+              <w:left w:type="dxa" w:w="110"/>
+              <w:bottom w:type="dxa" w:w="70"/>
+              <w:right w:type="dxa" w:w="110"/>
+            </w:tcMar>
+            <w:vAlign w:val="center"/>
+          </w:tcPr>
+          <w:p>
+            <w:pPr>
+              <w:spacing w:after="0" w:line="264"/>
+              <w:jc w:val="left"/>
+            </w:pPr>
+            <w:r>
+              <w:rPr>
+                <w:b w:val="false"/>
+                <w:bCs w:val="false"/>
+                <w:color w:val="000000"/>
+                <w:sz w:val="20"/>
+                <w:szCs w:val="20"/>
+              </w:rPr>
+              <w:t xml:space="preserve">① SEO効果の言い過ぎ</w:t>
+            </w:r>
+          </w:p>
+        </w:tc>
+        <w:tc>
+          <w:tcPr>
+            <w:tcW w:type="dxa" w:w="6160"/>
+            <w:tcBorders>
+              <w:top w:val="single" w:color="DDDDDD" w:sz="1"/>
+              <w:left w:val="single" w:color="DDDDDD" w:sz="1"/>
+              <w:bottom w:val="single" w:color="DDDDDD" w:sz="1"/>
+              <w:right w:val="single" w:color="DDDDDD" w:sz="1"/>
+            </w:tcBorders>
+            <w:tcMar>
+              <w:top w:type="dxa" w:w="70"/>
+              <w:left w:type="dxa" w:w="110"/>
+              <w:bottom w:type="dxa" w:w="70"/>
+              <w:right w:type="dxa" w:w="110"/>
+            </w:tcMar>
+            <w:vAlign w:val="center"/>
+          </w:tcPr>
+          <w:p>
+            <w:pPr>
+              <w:spacing w:after="0" w:line="264"/>
+              <w:jc w:val="left"/>
+            </w:pPr>
+            <w:r>
+              <w:rPr>
+                <w:b w:val="false"/>
+                <w:bCs w:val="false"/>
+                <w:color w:val="000000"/>
+                <w:sz w:val="20"/>
+                <w:szCs w:val="20"/>
+              </w:rPr>
+              <w:t xml:space="preserve">SNSを「補助エンジン」に位置づけ直し、サイト側SEO計画の並走を前提化（第1章）</w:t>
+            </w:r>
+          </w:p>
+        </w:tc>
+      </w:tr>
+      <w:tr>
+        <w:tc>
+          <w:tcPr>
+            <w:tcW w:type="dxa" w:w="3200"/>
+            <w:tcBorders>
+              <w:top w:val="single" w:color="DDDDDD" w:sz="1"/>
+              <w:left w:val="single" w:color="DDDDDD" w:sz="1"/>
+              <w:bottom w:val="single" w:color="DDDDDD" w:sz="1"/>
+              <w:right w:val="single" w:color="DDDDDD" w:sz="1"/>
+            </w:tcBorders>
+            <w:shd w:fill="F2F2F2" w:val="clear"/>
+            <w:tcMar>
+              <w:top w:type="dxa" w:w="70"/>
+              <w:left w:type="dxa" w:w="110"/>
+              <w:bottom w:type="dxa" w:w="70"/>
+              <w:right w:type="dxa" w:w="110"/>
+            </w:tcMar>
+            <w:vAlign w:val="center"/>
+          </w:tcPr>
+          <w:p>
+            <w:pPr>
+              <w:spacing w:after="0" w:line="264"/>
+              <w:jc w:val="left"/>
+            </w:pPr>
+            <w:r>
+              <w:rPr>
+                <w:b w:val="false"/>
+                <w:bCs w:val="false"/>
+                <w:color w:val="000000"/>
+                <w:sz w:val="20"/>
+                <w:szCs w:val="20"/>
+              </w:rPr>
+              <w:t xml:space="preserve">② リプ営業(G-2)の凍結リスク</w:t>
+            </w:r>
+          </w:p>
+        </w:tc>
+        <w:tc>
+          <w:tcPr>
+            <w:tcW w:type="dxa" w:w="6160"/>
+            <w:tcBorders>
+              <w:top w:val="single" w:color="DDDDDD" w:sz="1"/>
+              <w:left w:val="single" w:color="DDDDDD" w:sz="1"/>
+              <w:bottom w:val="single" w:color="DDDDDD" w:sz="1"/>
+              <w:right w:val="single" w:color="DDDDDD" w:sz="1"/>
+            </w:tcBorders>
+            <w:shd w:fill="F2F2F2" w:val="clear"/>
+            <w:tcMar>
+              <w:top w:type="dxa" w:w="70"/>
+              <w:left w:type="dxa" w:w="110"/>
+              <w:bottom w:type="dxa" w:w="70"/>
+              <w:right w:type="dxa" w:w="110"/>
+            </w:tcMar>
+            <w:vAlign w:val="center"/>
+          </w:tcPr>
+          <w:p>
+            <w:pPr>
+              <w:spacing w:after="0" w:line="264"/>
+              <w:jc w:val="left"/>
+            </w:pPr>
+            <w:r>
+              <w:rPr>
+                <w:b w:val="false"/>
+                <w:bCs w:val="false"/>
+                <w:color w:val="000000"/>
+                <w:sz w:val="20"/>
+                <w:szCs w:val="20"/>
+              </w:rPr>
+              <w:t xml:space="preserve">見込み客への能動接触は「いいね」に限定。リプは相手から接触のあった人・界隈のみ（第6・7・10章）</w:t>
+            </w:r>
+          </w:p>
+        </w:tc>
+      </w:tr>
+      <w:tr>
+        <w:tc>
+          <w:tcPr>
+            <w:tcW w:type="dxa" w:w="3200"/>
+            <w:tcBorders>
+              <w:top w:val="single" w:color="DDDDDD" w:sz="1"/>
+              <w:left w:val="single" w:color="DDDDDD" w:sz="1"/>
+              <w:bottom w:val="single" w:color="DDDDDD" w:sz="1"/>
+              <w:right w:val="single" w:color="DDDDDD" w:sz="1"/>
+            </w:tcBorders>
+            <w:tcMar>
+              <w:top w:type="dxa" w:w="70"/>
+              <w:left w:type="dxa" w:w="110"/>
+              <w:bottom w:type="dxa" w:w="70"/>
+              <w:right w:type="dxa" w:w="110"/>
+            </w:tcMar>
+            <w:vAlign w:val="center"/>
+          </w:tcPr>
+          <w:p>
+            <w:pPr>
+              <w:spacing w:after="0" w:line="264"/>
+              <w:jc w:val="left"/>
+            </w:pPr>
+            <w:r>
+              <w:rPr>
+                <w:b w:val="false"/>
+                <w:bCs w:val="false"/>
+                <w:color w:val="000000"/>
+                <w:sz w:val="20"/>
+                <w:szCs w:val="20"/>
+              </w:rPr>
+              <w:t xml:space="preserve">③ KPIがフォロワー数のみ</w:t>
+            </w:r>
+          </w:p>
+        </w:tc>
+        <w:tc>
+          <w:tcPr>
+            <w:tcW w:type="dxa" w:w="6160"/>
+            <w:tcBorders>
+              <w:top w:val="single" w:color="DDDDDD" w:sz="1"/>
+              <w:left w:val="single" w:color="DDDDDD" w:sz="1"/>
+              <w:bottom w:val="single" w:color="DDDDDD" w:sz="1"/>
+              <w:right w:val="single" w:color="DDDDDD" w:sz="1"/>
+            </w:tcBorders>
+            <w:tcMar>
+              <w:top w:type="dxa" w:w="70"/>
+              <w:left w:type="dxa" w:w="110"/>
+              <w:bottom w:type="dxa" w:w="70"/>
+              <w:right w:type="dxa" w:w="110"/>
+            </w:tcMar>
+            <w:vAlign w:val="center"/>
+          </w:tcPr>
+          <w:p>
+            <w:pPr>
+              <w:spacing w:after="0" w:line="264"/>
+              <w:jc w:val="left"/>
+            </w:pPr>
+            <w:r>
+              <w:rPr>
+                <w:b w:val="false"/>
+                <w:bCs w:val="false"/>
+                <w:color w:val="000000"/>
+                <w:sz w:val="20"/>
+                <w:szCs w:val="20"/>
+              </w:rPr>
+              <w:t xml:space="preserve">指名検索数・サイト到達数・SNS経由予約数の3指標を月次に追加（第8章）</w:t>
+            </w:r>
+          </w:p>
+        </w:tc>
+      </w:tr>
+      <w:tr>
+        <w:tc>
+          <w:tcPr>
+            <w:tcW w:type="dxa" w:w="3200"/>
+            <w:tcBorders>
+              <w:top w:val="single" w:color="DDDDDD" w:sz="1"/>
+              <w:left w:val="single" w:color="DDDDDD" w:sz="1"/>
+              <w:bottom w:val="single" w:color="DDDDDD" w:sz="1"/>
+              <w:right w:val="single" w:color="DDDDDD" w:sz="1"/>
+            </w:tcBorders>
+            <w:shd w:fill="F2F2F2" w:val="clear"/>
+            <w:tcMar>
+              <w:top w:type="dxa" w:w="70"/>
+              <w:left w:type="dxa" w:w="110"/>
+              <w:bottom w:type="dxa" w:w="70"/>
+              <w:right w:type="dxa" w:w="110"/>
+            </w:tcMar>
+            <w:vAlign w:val="center"/>
+          </w:tcPr>
+          <w:p>
+            <w:pPr>
+              <w:spacing w:after="0" w:line="264"/>
+              <w:jc w:val="left"/>
+            </w:pPr>
+            <w:r>
+              <w:rPr>
+                <w:b w:val="false"/>
+                <w:bCs w:val="false"/>
+                <w:color w:val="000000"/>
+                <w:sz w:val="20"/>
+                <w:szCs w:val="20"/>
+              </w:rPr>
+              <w:t xml:space="preserve">＋ 推奨事項</w:t>
+            </w:r>
+          </w:p>
+        </w:tc>
+        <w:tc>
+          <w:tcPr>
+            <w:tcW w:type="dxa" w:w="6160"/>
+            <w:tcBorders>
+              <w:top w:val="single" w:color="DDDDDD" w:sz="1"/>
+              <w:left w:val="single" w:color="DDDDDD" w:sz="1"/>
+              <w:bottom w:val="single" w:color="DDDDDD" w:sz="1"/>
+              <w:right w:val="single" w:color="DDDDDD" w:sz="1"/>
+            </w:tcBorders>
+            <w:shd w:fill="F2F2F2" w:val="clear"/>
+            <w:tcMar>
+              <w:top w:type="dxa" w:w="70"/>
+              <w:left w:type="dxa" w:w="110"/>
+              <w:bottom w:type="dxa" w:w="70"/>
+              <w:right w:type="dxa" w:w="110"/>
+            </w:tcMar>
+            <w:vAlign w:val="center"/>
+          </w:tcPr>
+          <w:p>
+            <w:pPr>
+              <w:spacing w:after="0" w:line="264"/>
+              <w:jc w:val="left"/>
+            </w:pPr>
+            <w:r>
+              <w:rPr>
+                <w:b w:val="false"/>
+                <w:bCs w:val="false"/>
+                <w:color w:val="000000"/>
+                <w:sz w:val="20"/>
+                <w:szCs w:val="20"/>
+              </w:rPr>
+              <w:t xml:space="preserve">フォロワー名簿の月次バックアップ／キャスト個人垢連携／6ヶ月中間補正を追加</w:t>
+            </w:r>
+          </w:p>
+        </w:tc>
+      </w:tr>
+    </w:tbl>
     <w:p>
       <w:pPr>
         <w:pStyle w:val="Heading2"/>
@@ -1516,7 +1909,7 @@
                 <w:sz w:val="22"/>
                 <w:szCs w:val="22"/>
               </w:rPr>
-              <w:t xml:space="preserve">SNSがSEOを押し上げる仕組み</w:t>
+              <w:t xml:space="preserve">SNSとSEOの正しい関係（補助エンジンとしての役割）</w:t>
             </w:r>
           </w:p>
           <w:p>
@@ -1525,10 +1918,164 @@
             </w:pPr>
             <w:r>
               <w:rPr>
-                <w:sz w:val="20"/>
-                <w:szCs w:val="20"/>
-              </w:rPr>
-              <w:t xml:space="preserve">SNSで店名・ブランド名(「Strawberry boys」)が繰り返し投稿・検索されると、指名検索(ブランド検索)が増えます。指名検索の増加・サイトへの流入・滞在は、検索エンジンが「人気・信頼のあるサイト」と判断する材料になり、SEO上位化を後押しします。つまり、SNS運用そのものがSEO施策の一部です。</w:t>
+                <w:b/>
+                <w:bCs/>
+                <w:color w:val="C0306B"/>
+                <w:sz w:val="20"/>
+                <w:szCs w:val="20"/>
+              </w:rPr>
+              <w:t xml:space="preserve">重要：</w:t>
+            </w:r>
+            <w:r>
+              <w:rPr>
+                <w:sz w:val="20"/>
+                <w:szCs w:val="20"/>
+              </w:rPr>
+              <w:t xml:space="preserve">SNSのフォロワー数やいいねは検索順位を直接は上げません（SNSのリンクには </w:t>
+            </w:r>
+            <w:r>
+              <w:rPr>
+                <w:b/>
+                <w:bCs/>
+                <w:sz w:val="20"/>
+                <w:szCs w:val="20"/>
+              </w:rPr>
+              <w:t xml:space="preserve">nofollow</w:t>
+            </w:r>
+            <w:r>
+              <w:rPr>
+                <w:sz w:val="20"/>
+                <w:szCs w:val="20"/>
+              </w:rPr>
+              <w:t xml:space="preserve"> が付き、SEO評価を渡さないため）。</w:t>
+            </w:r>
+          </w:p>
+          <w:p>
+            <w:pPr>
+              <w:spacing w:after="50" w:line="270"/>
+            </w:pPr>
+            <w:r>
+              <w:rPr>
+                <w:sz w:val="20"/>
+                <w:szCs w:val="20"/>
+              </w:rPr>
+              <w:t xml:space="preserve">ただし次の間接ルートは本物です：SNS発信で店名の露出が増える → </w:t>
+            </w:r>
+            <w:r>
+              <w:rPr>
+                <w:b/>
+                <w:bCs/>
+                <w:sz w:val="20"/>
+                <w:szCs w:val="20"/>
+              </w:rPr>
+              <w:t xml:space="preserve">指名検索（ブランド検索）が増える</w:t>
+            </w:r>
+            <w:r>
+              <w:rPr>
+                <w:sz w:val="20"/>
+                <w:szCs w:val="20"/>
+              </w:rPr>
+              <w:t xml:space="preserve"> → ネット上の言及（サイテーション）が増える → Googleがブランドの実在性・人気を認識 → SEO順位を後押しする。</w:t>
+            </w:r>
+          </w:p>
+          <w:p>
+            <w:pPr>
+              <w:spacing w:after="50" w:line="270"/>
+            </w:pPr>
+            <w:r>
+              <w:rPr>
+                <w:sz w:val="20"/>
+                <w:szCs w:val="20"/>
+              </w:rPr>
+              <w:t xml:space="preserve">つまりSNSはSEOの </w:t>
+            </w:r>
+            <w:r>
+              <w:rPr>
+                <w:b/>
+                <w:bCs/>
+                <w:color w:val="C0306B"/>
+                <w:sz w:val="20"/>
+                <w:szCs w:val="20"/>
+              </w:rPr>
+              <w:t xml:space="preserve">補助エンジン</w:t>
+            </w:r>
+            <w:r>
+              <w:rPr>
+                <w:sz w:val="20"/>
+                <w:szCs w:val="20"/>
+              </w:rPr>
+              <w:t xml:space="preserve"> 。地域別1位を取る主戦場は公式サイト側です（次の囲み）。</w:t>
+            </w:r>
+          </w:p>
+        </w:tc>
+      </w:tr>
+    </w:tbl>
+    <w:p>
+      <w:pPr>
+        <w:spacing w:after="40"/>
+      </w:pPr>
+      <w:r>
+        <w:t xml:space="preserve"/>
+      </w:r>
+    </w:p>
+    <w:tbl>
+      <w:tblPr>
+        <w:tblW w:type="dxa" w:w="9360"/>
+        <w:tblBorders>
+          <w:top w:val="single" w:color="auto" w:sz="4"/>
+          <w:left w:val="single" w:color="auto" w:sz="4"/>
+          <w:bottom w:val="single" w:color="auto" w:sz="4"/>
+          <w:right w:val="single" w:color="auto" w:sz="4"/>
+          <w:insideH w:val="single" w:color="auto" w:sz="4"/>
+          <w:insideV w:val="single" w:color="auto" w:sz="4"/>
+        </w:tblBorders>
+      </w:tblPr>
+      <w:tblGrid>
+        <w:gridCol w:w="9360"/>
+      </w:tblGrid>
+      <w:tr>
+        <w:tc>
+          <w:tcPr>
+            <w:tcW w:type="dxa" w:w="9360"/>
+            <w:tcBorders>
+              <w:top w:val="single" w:color="F4D9E4" w:sz="1"/>
+              <w:left w:val="single" w:color="C0306B" w:sz="18"/>
+              <w:bottom w:val="single" w:color="F4D9E4" w:sz="1"/>
+              <w:right w:val="single" w:color="F4D9E4" w:sz="1"/>
+            </w:tcBorders>
+            <w:shd w:fill="F4D9E4" w:val="clear"/>
+            <w:tcMar>
+              <w:top w:type="dxa" w:w="130"/>
+              <w:left w:type="dxa" w:w="180"/>
+              <w:bottom w:type="dxa" w:w="130"/>
+              <w:right w:type="dxa" w:w="180"/>
+            </w:tcMar>
+          </w:tcPr>
+          <w:p>
+            <w:pPr>
+              <w:spacing w:after="80"/>
+            </w:pPr>
+            <w:r>
+              <w:rPr>
+                <w:b/>
+                <w:bCs/>
+                <w:color w:val="1F3864"/>
+                <w:sz w:val="22"/>
+                <w:szCs w:val="22"/>
+              </w:rPr>
+              <w:t xml:space="preserve">【監査対応】地域別SEO 1位はサイト側で決まる — 並走必須</w:t>
+            </w:r>
+          </w:p>
+          <w:p>
+            <w:pPr>
+              <w:spacing w:after="50" w:line="270"/>
+            </w:pPr>
+            <w:r>
+              <w:rPr>
+                <w:sz w:val="20"/>
+                <w:szCs w:val="20"/>
+              </w:rPr>
+              <w:t xml:space="preserve">監査の結論どおり、「地域名 × 女性用風俗」での1位は、公式サイト側の(1)地域名を含む記事コンテンツ群 (2)サイトの技術品質（表示速度・構造） (3)口コミ媒体からの言及・リンク、で決まります。本SNSプランは「集客とブランド検索を生む補助エンジン」として合格ですが、地域別SEO 1位のKPIはサイト側の別計画が背負います。両者を並走させることを前提とします（具体策は別紙「サイト側SEO計画」）。</w:t>
             </w:r>
           </w:p>
         </w:tc>
@@ -2594,7 +3141,7 @@
                 <w:sz w:val="20"/>
                 <w:szCs w:val="20"/>
               </w:rPr>
-              <w:t xml:space="preserve">Xの避難先・保険。やや踏み込んだ表現も可。同界隈との交流</w:t>
+              <w:t xml:space="preserve">Xの避難先・保険。X同様の上品路線を維持。同界隈との交流</w:t>
             </w:r>
           </w:p>
         </w:tc>
@@ -2629,7 +3176,7 @@
                 <w:sz w:val="20"/>
                 <w:szCs w:val="20"/>
               </w:rPr>
-              <w:t xml:space="preserve">低〜中。アダルトラベル設定を正しく行えば許容。Xと同時運用で資産を分散</w:t>
+              <w:t xml:space="preserve">低〜中。ラベル設定を行えば許容だがラベルは免罪符ではない（AI自動判定で削除例あり）。X同水準で運用</w:t>
             </w:r>
           </w:p>
         </w:tc>
@@ -2767,7 +3314,7 @@
                 <w:sz w:val="20"/>
                 <w:szCs w:val="20"/>
               </w:rPr>
-              <w:t xml:space="preserve">高。露骨表現は即BAN。健全・上品路線に徹し、誘導はプロフィールのリンクのみ</w:t>
+              <w:t xml:space="preserve">高。露骨表現は即BAN。健全・上品路線に徹する。業種は直接書かず「リラクゼーション」等に寄せ、誘導はプロフィールのリンクのみ</w:t>
             </w:r>
           </w:p>
         </w:tc>
@@ -4302,6 +4849,19 @@
       </w:pPr>
       <w:r>
         <w:t xml:space="preserve">万一の凍結に備え、投稿内容・フォロワーへの再案内文をバックアップしておく</w:t>
+      </w:r>
+    </w:p>
+    <w:p>
+      <w:pPr>
+        <w:pStyle w:val="ListParagraph"/>
+        <w:numPr>
+          <w:ilvl w:val="0"/>
+          <w:numId w:val="3"/>
+        </w:numPr>
+        <w:spacing w:after="60" w:line="270"/>
+      </w:pPr>
+      <w:r>
+        <w:t xml:space="preserve">フォロワー一覧を月1回バックアップする（凍結時に新アカウントから再接続できる「顧客名簿」。避難先設計の最後のピース）</w:t>
       </w:r>
     </w:p>
     <w:p>
@@ -6245,7 +6805,7 @@
                 <w:sz w:val="20"/>
                 <w:szCs w:val="20"/>
               </w:rPr>
-              <w:t xml:space="preserve">出勤表から推しを1人選定→Claude(C-2)で人柄投稿を下書き→言い換え表でチェックして投稿。Grok(G-1/G-2)で『今日フォロー・返信すべき人』を抽出。来た通知に全返信(御礼DMはしない)</w:t>
+              <w:t xml:space="preserve">出勤表から推しを1人選定→Claude(C-2)で人柄投稿を下書き→言い換え表でチェックして投稿。Grok(G-1/G-2)で『今日フォロー・いいねすべき人』を抽出。来た通知に全返信(御礼DMはしない)</w:t>
             </w:r>
           </w:p>
         </w:tc>
@@ -6861,7 +7421,7 @@
                 <w:sz w:val="20"/>
                 <w:szCs w:val="20"/>
               </w:rPr>
-              <w:t xml:space="preserve">朝：フォロー／返信すべき人を抽出</w:t>
+              <w:t xml:space="preserve">朝：フォロー／いいねすべき人を抽出</w:t>
             </w:r>
           </w:p>
         </w:tc>
@@ -7283,7 +7843,7 @@
                 <w:sz w:val="20"/>
                 <w:szCs w:val="20"/>
               </w:rPr>
-              <w:t xml:space="preserve">ターゲット・界隈への「いいね」</w:t>
+              <w:t xml:space="preserve">見込み客・界隈への「いいね」（能動接触はここまで）</w:t>
             </w:r>
           </w:p>
         </w:tc>
@@ -7351,7 +7911,7 @@
                 <w:sz w:val="20"/>
                 <w:szCs w:val="20"/>
               </w:rPr>
-              <w:t xml:space="preserve">20〜30件</w:t>
+              <w:t xml:space="preserve">30〜50件</w:t>
             </w:r>
           </w:p>
         </w:tc>
@@ -7388,7 +7948,7 @@
                 <w:sz w:val="20"/>
                 <w:szCs w:val="20"/>
               </w:rPr>
-              <w:t xml:space="preserve">心のこもったリプライ（会話のきっかけ）</w:t>
+              <w:t xml:space="preserve">リプライ（相手から接触のあった人・界隈に限定）</w:t>
             </w:r>
           </w:p>
         </w:tc>
@@ -7423,7 +7983,7 @@
                 <w:sz w:val="20"/>
                 <w:szCs w:val="20"/>
               </w:rPr>
-              <w:t xml:space="preserve">Grokの抽出リスト活用</w:t>
+              <w:t xml:space="preserve">—</w:t>
             </w:r>
           </w:p>
         </w:tc>
@@ -7832,7 +8392,7 @@
                 <w:sz w:val="22"/>
                 <w:szCs w:val="22"/>
               </w:rPr>
-              <w:t xml:space="preserve">毎朝のグロックが「フォロー・返信・いいね」の的を決める</w:t>
+              <w:t xml:space="preserve">【監査対応】見込み客への能動接触は「いいね」まで。リプ営業はしない</w:t>
             </w:r>
           </w:p>
           <w:p>
@@ -7841,10 +8401,69 @@
             </w:pPr>
             <w:r>
               <w:rPr>
-                <w:sz w:val="20"/>
-                <w:szCs w:val="20"/>
-              </w:rPr>
-              <w:t xml:space="preserve">朝イチでグロックに G-1・G-2 を投げて『今日フォローすべき人/返信すべき人』のリストを作っておけば、その日のフォロー・リプ・いいねはすべてこのリストに沿って動くだけになります。やみくもにフォローしないので凍結リスクも下がり、見込み客に的を絞れるので伸び方も濃くなります。</w:t>
+                <w:b/>
+                <w:bCs/>
+                <w:color w:val="C0306B"/>
+                <w:sz w:val="20"/>
+                <w:szCs w:val="20"/>
+              </w:rPr>
+              <w:t xml:space="preserve">監査で唯一の危険施策と指摘された「不安を投稿している女性への共感リプ営業」は廃止します。</w:t>
+            </w:r>
+          </w:p>
+          <w:p>
+            <w:pPr>
+              <w:spacing w:after="50" w:line="270"/>
+            </w:pPr>
+            <w:r>
+              <w:rPr>
+                <w:sz w:val="20"/>
+                <w:szCs w:val="20"/>
+              </w:rPr>
+              <w:t xml:space="preserve">見知らぬ店舗アカウントからのリプは丁寧でも「業者に絡まれた」と通報され、凍結の起点になるためです。</w:t>
+            </w:r>
+          </w:p>
+          <w:p>
+            <w:pPr>
+              <w:spacing w:after="50" w:line="270"/>
+            </w:pPr>
+            <w:r>
+              <w:rPr>
+                <w:sz w:val="20"/>
+                <w:szCs w:val="20"/>
+              </w:rPr>
+              <w:t xml:space="preserve">代わりに：①見込み客への接触は </w:t>
+            </w:r>
+            <w:r>
+              <w:rPr>
+                <w:b/>
+                <w:bCs/>
+                <w:sz w:val="20"/>
+                <w:szCs w:val="20"/>
+              </w:rPr>
+              <w:t xml:space="preserve">「いいね」までに限定</w:t>
+            </w:r>
+            <w:r>
+              <w:rPr>
+                <w:sz w:val="20"/>
+                <w:szCs w:val="20"/>
+              </w:rPr>
+              <w:t xml:space="preserve">（いいねは通報されない） ②リプは </w:t>
+            </w:r>
+            <w:r>
+              <w:rPr>
+                <w:b/>
+                <w:bCs/>
+                <w:sz w:val="20"/>
+                <w:szCs w:val="20"/>
+              </w:rPr>
+              <w:t xml:space="preserve">相手から先に接触（フォロー・いいね・リプ）があった人と界隈アカウントのみ</w:t>
+            </w:r>
+            <w:r>
+              <w:rPr>
+                <w:sz w:val="20"/>
+                <w:szCs w:val="20"/>
+              </w:rPr>
+              <w:t xml:space="preserve"> 。グロックG-2は「いいねすべき投稿の抽出」に変更済み（第10章）。</w:t>
             </w:r>
           </w:p>
         </w:tc>
@@ -8070,9 +8689,133 @@
         <w:spacing w:after="120" w:before="0" w:line="276"/>
       </w:pPr>
       <w:r>
-        <w:t xml:space="preserve">フォロー数の目安：1日20件フォローし、フォローバック率を25〜30%とすると1日約5〜6人の純増。これが前半6ヶ月で1,000人に届く計算です。後半は発信の蓄積で自然フォローが増え、フォロー作業を増やさなくても純増11人/日に近づきます。</w:t>
+        <w:t xml:space="preserve">フォロー数の目安：1日20件フォローし、フォローバック率を25〜30%とすると1日約5〜6人の純増で、前半6ヶ月で1,000人に届く計算です。</w:t>
       </w:r>
     </w:p>
+    <w:tbl>
+      <w:tblPr>
+        <w:tblW w:type="dxa" w:w="9360"/>
+        <w:tblBorders>
+          <w:top w:val="single" w:color="auto" w:sz="4"/>
+          <w:left w:val="single" w:color="auto" w:sz="4"/>
+          <w:bottom w:val="single" w:color="auto" w:sz="4"/>
+          <w:right w:val="single" w:color="auto" w:sz="4"/>
+          <w:insideH w:val="single" w:color="auto" w:sz="4"/>
+          <w:insideV w:val="single" w:color="auto" w:sz="4"/>
+        </w:tblBorders>
+      </w:tblPr>
+      <w:tblGrid>
+        <w:gridCol w:w="9360"/>
+      </w:tblGrid>
+      <w:tr>
+        <w:tc>
+          <w:tcPr>
+            <w:tcW w:type="dxa" w:w="9360"/>
+            <w:tcBorders>
+              <w:top w:val="single" w:color="F4D9E4" w:sz="1"/>
+              <w:left w:val="single" w:color="C0306B" w:sz="18"/>
+              <w:bottom w:val="single" w:color="F4D9E4" w:sz="1"/>
+              <w:right w:val="single" w:color="F4D9E4" w:sz="1"/>
+            </w:tcBorders>
+            <w:shd w:fill="F4D9E4" w:val="clear"/>
+            <w:tcMar>
+              <w:top w:type="dxa" w:w="130"/>
+              <w:left w:type="dxa" w:w="180"/>
+              <w:bottom w:type="dxa" w:w="130"/>
+              <w:right w:type="dxa" w:w="180"/>
+            </w:tcMar>
+          </w:tcPr>
+          <w:p>
+            <w:pPr>
+              <w:spacing w:after="80"/>
+            </w:pPr>
+            <w:r>
+              <w:rPr>
+                <w:b/>
+                <w:bCs/>
+                <w:color w:val="1F3864"/>
+                <w:sz w:val="22"/>
+                <w:szCs w:val="22"/>
+              </w:rPr>
+              <w:t xml:space="preserve">【監査対応】フォローバック率は楽観しない</w:t>
+            </w:r>
+          </w:p>
+          <w:p>
+            <w:pPr>
+              <w:spacing w:after="50" w:line="270"/>
+            </w:pPr>
+            <w:r>
+              <w:rPr>
+                <w:sz w:val="20"/>
+                <w:szCs w:val="20"/>
+              </w:rPr>
+              <w:t xml:space="preserve">25〜30%は </w:t>
+            </w:r>
+            <w:r>
+              <w:rPr>
+                <w:b/>
+                <w:bCs/>
+                <w:sz w:val="20"/>
+                <w:szCs w:val="20"/>
+              </w:rPr>
+              <w:t xml:space="preserve">界隈アカウント相手</w:t>
+            </w:r>
+            <w:r>
+              <w:rPr>
+                <w:sz w:val="20"/>
+                <w:szCs w:val="20"/>
+              </w:rPr>
+              <w:t xml:space="preserve"> の数字で、一般の見込み客女性が相手だと10〜15%に落ちるのが実態です。そこで前半は </w:t>
+            </w:r>
+            <w:r>
+              <w:rPr>
+                <w:b/>
+                <w:bCs/>
+                <w:color w:val="C0306B"/>
+                <w:sz w:val="20"/>
+                <w:szCs w:val="20"/>
+              </w:rPr>
+              <w:t xml:space="preserve">「界隈7：見込み客3」</w:t>
+            </w:r>
+            <w:r>
+              <w:rPr>
+                <w:sz w:val="20"/>
+                <w:szCs w:val="20"/>
+              </w:rPr>
+              <w:t xml:space="preserve"> の配分で進めます。</w:t>
+            </w:r>
+          </w:p>
+          <w:p>
+            <w:pPr>
+              <w:spacing w:after="50" w:line="270"/>
+            </w:pPr>
+            <w:r>
+              <w:rPr>
+                <w:sz w:val="20"/>
+                <w:szCs w:val="20"/>
+              </w:rPr>
+              <w:t xml:space="preserve">また </w:t>
+            </w:r>
+            <w:r>
+              <w:rPr>
+                <w:b/>
+                <w:bCs/>
+                <w:sz w:val="20"/>
+                <w:szCs w:val="20"/>
+              </w:rPr>
+              <w:t xml:space="preserve">6ヶ月時点でフォローバック率の実測値を確認し、後半の計画を引き直します</w:t>
+            </w:r>
+            <w:r>
+              <w:rPr>
+                <w:sz w:val="20"/>
+                <w:szCs w:val="20"/>
+              </w:rPr>
+              <w:t xml:space="preserve">（楽観前提のまま走らない）。後半の自然増は投稿の蓄積だけでは不足しがちなので、次の7-4キャスト個人アカウント連携を主エンジンに据えます。</w:t>
+            </w:r>
+          </w:p>
+        </w:tc>
+      </w:tr>
+    </w:tbl>
     <w:p>
       <w:pPr>
         <w:pStyle w:val="Heading2"/>
@@ -8592,29 +9335,12 @@
       </w:tr>
     </w:tbl>
     <w:p>
-      <w:r>
-        <w:br w:type="page"/>
-      </w:r>
-    </w:p>
-    <w:p>
-      <w:pPr>
-        <w:pStyle w:val="Heading1"/>
-        <w:pBdr>
-          <w:bottom w:val="single" w:color="C0306B" w:sz="8" w:space="4"/>
-        </w:pBdr>
-        <w:spacing w:after="200" w:before="360"/>
-      </w:pPr>
-      <w:r>
-        <w:t xml:space="preserve">8. 週次・月次タスク</w:t>
-      </w:r>
-    </w:p>
-    <w:p>
       <w:pPr>
         <w:pStyle w:val="Heading2"/>
         <w:spacing w:after="120" w:before="240"/>
       </w:pPr>
       <w:r>
-        <w:t xml:space="preserve">8-1. 週次タスク（毎週まとめて行う）</w:t>
+        <w:t xml:space="preserve">7-4. キャスト個人アカウントとの連携（後半の主エンジン）</w:t>
       </w:r>
     </w:p>
     <w:p>
@@ -8622,23 +9348,17 @@
         <w:spacing w:after="120" w:before="0" w:line="276"/>
       </w:pPr>
       <w:r>
-        <w:rPr>
-          <w:sz w:val="21"/>
-          <w:szCs w:val="21"/>
-        </w:rPr>
-        <w:t xml:space="preserve">毎日のタスクを軽くする鍵は、</w:t>
+        <w:t xml:space="preserve">監査が「後半6ヶ月の自然増を現実にする主エンジン」と指摘した施策です。一般に </w:t>
       </w:r>
       <w:r>
         <w:rPr>
           <w:b/>
           <w:bCs/>
-          <w:sz w:val="21"/>
-          <w:szCs w:val="21"/>
         </w:rPr>
-        <w:t xml:space="preserve">週1回まとめてAIで仕込んでおく</w:t>
-      </w:r>
-      <w:r>
-        <w:t xml:space="preserve">ことです。ここで1週間分のネタを先に作ります。</w:t>
+        <w:t xml:space="preserve">店舗アカウント単体より、キャスト個人アカウントとの相互引用・相互フォローのほうが伸びます</w:t>
+      </w:r>
+      <w:r>
+        <w:t xml:space="preserve">（個人の発信のほうが親近感を持たれやすいため）。</w:t>
       </w:r>
     </w:p>
     <w:p>
@@ -8651,7 +9371,7 @@
         <w:spacing w:after="60" w:line="270"/>
       </w:pPr>
       <w:r>
-        <w:t xml:space="preserve">Perplexity(P-1・P-2)で翌週のネタを調査し、ChatGPT(T-1)でお役立ち投稿テーマを30個量産→7本選んで下書き</w:t>
+        <w:t xml:space="preserve">出演キャストに個人アカウントの開設・運用を促し、店舗垢と相互フォロー・相互引用する</w:t>
       </w:r>
     </w:p>
     <w:p>
@@ -8664,7 +9384,7 @@
         <w:spacing w:after="60" w:line="270"/>
       </w:pPr>
       <w:r>
-        <w:t xml:space="preserve">Claude(C-1)でインタビュー記事を1本仕上げ、4〜5投稿に分解してストック（週の目玉）</w:t>
+        <w:t xml:space="preserve">店舗垢はキャスト個人垢の投稿を引用紹介し、互いのフォロワーを循環させる</w:t>
       </w:r>
     </w:p>
     <w:p>
@@ -8677,7 +9397,57 @@
         <w:spacing w:after="60" w:line="270"/>
       </w:pPr>
       <w:r>
-        <w:t xml:space="preserve">Grok(G-3・G-4)で競合・伸びている投稿の傾向をまとめ、勝ちパターンを更新</w:t>
+        <w:t xml:space="preserve">ただしキャスト本人の協力が前提。運用体制の確認事項（第9章）に含める</w:t>
+      </w:r>
+    </w:p>
+    <w:p>
+      <w:r>
+        <w:br w:type="page"/>
+      </w:r>
+    </w:p>
+    <w:p>
+      <w:pPr>
+        <w:pStyle w:val="Heading1"/>
+        <w:pBdr>
+          <w:bottom w:val="single" w:color="C0306B" w:sz="8" w:space="4"/>
+        </w:pBdr>
+        <w:spacing w:after="200" w:before="360"/>
+      </w:pPr>
+      <w:r>
+        <w:t xml:space="preserve">8. 週次・月次タスク</w:t>
+      </w:r>
+    </w:p>
+    <w:p>
+      <w:pPr>
+        <w:pStyle w:val="Heading2"/>
+        <w:spacing w:after="120" w:before="240"/>
+      </w:pPr>
+      <w:r>
+        <w:t xml:space="preserve">8-1. 週次タスク（毎週まとめて行う）</w:t>
+      </w:r>
+    </w:p>
+    <w:p>
+      <w:pPr>
+        <w:spacing w:after="120" w:before="0" w:line="276"/>
+      </w:pPr>
+      <w:r>
+        <w:rPr>
+          <w:sz w:val="21"/>
+          <w:szCs w:val="21"/>
+        </w:rPr>
+        <w:t xml:space="preserve">毎日のタスクを軽くする鍵は、</w:t>
+      </w:r>
+      <w:r>
+        <w:rPr>
+          <w:b/>
+          <w:bCs/>
+          <w:sz w:val="21"/>
+          <w:szCs w:val="21"/>
+        </w:rPr>
+        <w:t xml:space="preserve">週1回まとめてAIで仕込んでおく</w:t>
+      </w:r>
+      <w:r>
+        <w:t xml:space="preserve">ことです。ここで1週間分のネタを先に作ります。</w:t>
       </w:r>
     </w:p>
     <w:p>
@@ -8690,7 +9460,7 @@
         <w:spacing w:after="60" w:line="270"/>
       </w:pPr>
       <w:r>
-        <w:t xml:space="preserve">翌週分の投稿（推し以外）を5〜7本ストック（毎日ネタに困らない仕組み）</w:t>
+        <w:t xml:space="preserve">Perplexity(P-1・P-2)で翌週のネタを調査し、ChatGPT(T-1)でお役立ち投稿テーマを30個量産→7本選んで下書き</w:t>
       </w:r>
     </w:p>
     <w:p>
@@ -8703,6 +9473,45 @@
         <w:spacing w:after="60" w:line="270"/>
       </w:pPr>
       <w:r>
+        <w:t xml:space="preserve">Claude(C-1)でインタビュー記事を1本仕上げ、4〜5投稿に分解してストック（週の目玉）</w:t>
+      </w:r>
+    </w:p>
+    <w:p>
+      <w:pPr>
+        <w:pStyle w:val="ListParagraph"/>
+        <w:numPr>
+          <w:ilvl w:val="0"/>
+          <w:numId w:val="2"/>
+        </w:numPr>
+        <w:spacing w:after="60" w:line="270"/>
+      </w:pPr>
+      <w:r>
+        <w:t xml:space="preserve">Grok(G-3・G-4)で競合・伸びている投稿の傾向をまとめ、勝ちパターンを更新</w:t>
+      </w:r>
+    </w:p>
+    <w:p>
+      <w:pPr>
+        <w:pStyle w:val="ListParagraph"/>
+        <w:numPr>
+          <w:ilvl w:val="0"/>
+          <w:numId w:val="2"/>
+        </w:numPr>
+        <w:spacing w:after="60" w:line="270"/>
+      </w:pPr>
+      <w:r>
+        <w:t xml:space="preserve">翌週分の投稿（推し以外）を5〜7本ストック（毎日ネタに困らない仕組み）</w:t>
+      </w:r>
+    </w:p>
+    <w:p>
+      <w:pPr>
+        <w:pStyle w:val="ListParagraph"/>
+        <w:numPr>
+          <w:ilvl w:val="0"/>
+          <w:numId w:val="2"/>
+        </w:numPr>
+        <w:spacing w:after="60" w:line="270"/>
+      </w:pPr>
+      <w:r>
         <w:t xml:space="preserve">フォロワーの増減を記録（数値を見える化）</w:t>
       </w:r>
     </w:p>
@@ -8713,6 +9522,14 @@
       </w:pPr>
       <w:r>
         <w:t xml:space="preserve">8-2. 月次タスク（毎月の振り返り）</w:t>
+      </w:r>
+    </w:p>
+    <w:p>
+      <w:pPr>
+        <w:spacing w:after="120" w:before="0" w:line="276"/>
+      </w:pPr>
+      <w:r>
+        <w:t xml:space="preserve">監査の指摘を受け、フォロワー数（中間指標）に加えて、最終目標（SEO・売上）と接続する3指標を必須化します。</w:t>
       </w:r>
     </w:p>
     <w:tbl>
@@ -8729,7 +9546,8 @@
       </w:tblPr>
       <w:tblGrid>
         <w:gridCol w:w="3000"/>
-        <w:gridCol w:w="6360"/>
+        <w:gridCol w:w="1400"/>
+        <w:gridCol w:w="4960"/>
       </w:tblGrid>
       <w:tr>
         <w:trPr>
@@ -8772,7 +9590,7 @@
         </w:tc>
         <w:tc>
           <w:tcPr>
-            <w:tcW w:type="dxa" w:w="6360"/>
+            <w:tcW w:type="dxa" w:w="1400"/>
             <w:tcBorders>
               <w:top w:val="single" w:color="DDDDDD" w:sz="1"/>
               <w:left w:val="single" w:color="DDDDDD" w:sz="1"/>
@@ -8801,6 +9619,41 @@
                 <w:sz w:val="20"/>
                 <w:szCs w:val="20"/>
               </w:rPr>
+              <w:t xml:space="preserve">区分</w:t>
+            </w:r>
+          </w:p>
+        </w:tc>
+        <w:tc>
+          <w:tcPr>
+            <w:tcW w:type="dxa" w:w="4960"/>
+            <w:tcBorders>
+              <w:top w:val="single" w:color="DDDDDD" w:sz="1"/>
+              <w:left w:val="single" w:color="DDDDDD" w:sz="1"/>
+              <w:bottom w:val="single" w:color="DDDDDD" w:sz="1"/>
+              <w:right w:val="single" w:color="DDDDDD" w:sz="1"/>
+            </w:tcBorders>
+            <w:shd w:fill="1F3864" w:val="clear"/>
+            <w:tcMar>
+              <w:top w:type="dxa" w:w="70"/>
+              <w:left w:type="dxa" w:w="110"/>
+              <w:bottom w:type="dxa" w:w="70"/>
+              <w:right w:type="dxa" w:w="110"/>
+            </w:tcMar>
+            <w:vAlign w:val="center"/>
+          </w:tcPr>
+          <w:p>
+            <w:pPr>
+              <w:spacing w:after="0" w:line="264"/>
+              <w:jc w:val="center"/>
+            </w:pPr>
+            <w:r>
+              <w:rPr>
+                <w:b/>
+                <w:bCs/>
+                <w:color w:val="FFFFFF"/>
+                <w:sz w:val="20"/>
+                <w:szCs w:val="20"/>
+              </w:rPr>
               <w:t xml:space="preserve">確認内容</w:t>
             </w:r>
           </w:p>
@@ -8837,41 +9690,75 @@
                 <w:sz w:val="20"/>
                 <w:szCs w:val="20"/>
               </w:rPr>
-              <w:t xml:space="preserve">フォロワー数</w:t>
-            </w:r>
-          </w:p>
-        </w:tc>
-        <w:tc>
-          <w:tcPr>
-            <w:tcW w:type="dxa" w:w="6360"/>
-            <w:tcBorders>
-              <w:top w:val="single" w:color="DDDDDD" w:sz="1"/>
-              <w:left w:val="single" w:color="DDDDDD" w:sz="1"/>
-              <w:bottom w:val="single" w:color="DDDDDD" w:sz="1"/>
-              <w:right w:val="single" w:color="DDDDDD" w:sz="1"/>
-            </w:tcBorders>
-            <w:tcMar>
-              <w:top w:type="dxa" w:w="70"/>
-              <w:left w:type="dxa" w:w="110"/>
-              <w:bottom w:type="dxa" w:w="70"/>
-              <w:right w:type="dxa" w:w="110"/>
-            </w:tcMar>
-            <w:vAlign w:val="center"/>
-          </w:tcPr>
-          <w:p>
-            <w:pPr>
-              <w:spacing w:after="0" w:line="264"/>
-              <w:jc w:val="left"/>
-            </w:pPr>
-            <w:r>
-              <w:rPr>
-                <w:b w:val="false"/>
-                <w:bCs w:val="false"/>
-                <w:color w:val="000000"/>
-                <w:sz w:val="20"/>
-                <w:szCs w:val="20"/>
-              </w:rPr>
-              <w:t xml:space="preserve">目標ペース（前半+約170/月）に対する達成度</w:t>
+              <w:t xml:space="preserve">① 指名検索数</w:t>
+            </w:r>
+          </w:p>
+        </w:tc>
+        <w:tc>
+          <w:tcPr>
+            <w:tcW w:type="dxa" w:w="1400"/>
+            <w:tcBorders>
+              <w:top w:val="single" w:color="DDDDDD" w:sz="1"/>
+              <w:left w:val="single" w:color="DDDDDD" w:sz="1"/>
+              <w:bottom w:val="single" w:color="DDDDDD" w:sz="1"/>
+              <w:right w:val="single" w:color="DDDDDD" w:sz="1"/>
+            </w:tcBorders>
+            <w:tcMar>
+              <w:top w:type="dxa" w:w="70"/>
+              <w:left w:type="dxa" w:w="110"/>
+              <w:bottom w:type="dxa" w:w="70"/>
+              <w:right w:type="dxa" w:w="110"/>
+            </w:tcMar>
+            <w:vAlign w:val="center"/>
+          </w:tcPr>
+          <w:p>
+            <w:pPr>
+              <w:spacing w:after="0" w:line="264"/>
+              <w:jc w:val="left"/>
+            </w:pPr>
+            <w:r>
+              <w:rPr>
+                <w:b w:val="false"/>
+                <w:bCs w:val="false"/>
+                <w:color w:val="000000"/>
+                <w:sz w:val="20"/>
+                <w:szCs w:val="20"/>
+              </w:rPr>
+              <w:t xml:space="preserve">必須(新)</w:t>
+            </w:r>
+          </w:p>
+        </w:tc>
+        <w:tc>
+          <w:tcPr>
+            <w:tcW w:type="dxa" w:w="4960"/>
+            <w:tcBorders>
+              <w:top w:val="single" w:color="DDDDDD" w:sz="1"/>
+              <w:left w:val="single" w:color="DDDDDD" w:sz="1"/>
+              <w:bottom w:val="single" w:color="DDDDDD" w:sz="1"/>
+              <w:right w:val="single" w:color="DDDDDD" w:sz="1"/>
+            </w:tcBorders>
+            <w:tcMar>
+              <w:top w:type="dxa" w:w="70"/>
+              <w:left w:type="dxa" w:w="110"/>
+              <w:bottom w:type="dxa" w:w="70"/>
+              <w:right w:type="dxa" w:w="110"/>
+            </w:tcMar>
+            <w:vAlign w:val="center"/>
+          </w:tcPr>
+          <w:p>
+            <w:pPr>
+              <w:spacing w:after="0" w:line="264"/>
+              <w:jc w:val="left"/>
+            </w:pPr>
+            <w:r>
+              <w:rPr>
+                <w:b w:val="false"/>
+                <w:bCs w:val="false"/>
+                <w:color w:val="000000"/>
+                <w:sz w:val="20"/>
+                <w:szCs w:val="20"/>
+              </w:rPr>
+              <w:t xml:space="preserve">Search Consoleで「Strawberry boys」等の検索回数。伸びていればSEO後押しが機能している証拠</w:t>
             </w:r>
           </w:p>
         </w:tc>
@@ -8908,13 +9795,13 @@
                 <w:sz w:val="20"/>
                 <w:szCs w:val="20"/>
               </w:rPr>
-              <w:t xml:space="preserve">反応の良い投稿</w:t>
-            </w:r>
-          </w:p>
-        </w:tc>
-        <w:tc>
-          <w:tcPr>
-            <w:tcW w:type="dxa" w:w="6360"/>
+              <w:t xml:space="preserve">② サイト到達数</w:t>
+            </w:r>
+          </w:p>
+        </w:tc>
+        <w:tc>
+          <w:tcPr>
+            <w:tcW w:type="dxa" w:w="1400"/>
             <w:tcBorders>
               <w:top w:val="single" w:color="DDDDDD" w:sz="1"/>
               <w:left w:val="single" w:color="DDDDDD" w:sz="1"/>
@@ -8943,7 +9830,42 @@
                 <w:sz w:val="20"/>
                 <w:szCs w:val="20"/>
               </w:rPr>
-              <w:t xml:space="preserve">どのカテゴリーが伸びたか→翌月の配分に反映</w:t>
+              <w:t xml:space="preserve">必須(新)</w:t>
+            </w:r>
+          </w:p>
+        </w:tc>
+        <w:tc>
+          <w:tcPr>
+            <w:tcW w:type="dxa" w:w="4960"/>
+            <w:tcBorders>
+              <w:top w:val="single" w:color="DDDDDD" w:sz="1"/>
+              <w:left w:val="single" w:color="DDDDDD" w:sz="1"/>
+              <w:bottom w:val="single" w:color="DDDDDD" w:sz="1"/>
+              <w:right w:val="single" w:color="DDDDDD" w:sz="1"/>
+            </w:tcBorders>
+            <w:shd w:fill="F2F2F2" w:val="clear"/>
+            <w:tcMar>
+              <w:top w:type="dxa" w:w="70"/>
+              <w:left w:type="dxa" w:w="110"/>
+              <w:bottom w:type="dxa" w:w="70"/>
+              <w:right w:type="dxa" w:w="110"/>
+            </w:tcMar>
+            <w:vAlign w:val="center"/>
+          </w:tcPr>
+          <w:p>
+            <w:pPr>
+              <w:spacing w:after="0" w:line="264"/>
+              <w:jc w:val="left"/>
+            </w:pPr>
+            <w:r>
+              <w:rPr>
+                <w:b w:val="false"/>
+                <w:bCs w:val="false"/>
+                <w:color w:val="000000"/>
+                <w:sz w:val="20"/>
+                <w:szCs w:val="20"/>
+              </w:rPr>
+              <w:t xml:space="preserve">lit.linkクリック数→公式サイト到達数（SNS→サイトの誘導が効いているか）</w:t>
             </w:r>
           </w:p>
         </w:tc>
@@ -8979,41 +9901,75 @@
                 <w:sz w:val="20"/>
                 <w:szCs w:val="20"/>
               </w:rPr>
-              <w:t xml:space="preserve">プロフィール流入</w:t>
-            </w:r>
-          </w:p>
-        </w:tc>
-        <w:tc>
-          <w:tcPr>
-            <w:tcW w:type="dxa" w:w="6360"/>
-            <w:tcBorders>
-              <w:top w:val="single" w:color="DDDDDD" w:sz="1"/>
-              <w:left w:val="single" w:color="DDDDDD" w:sz="1"/>
-              <w:bottom w:val="single" w:color="DDDDDD" w:sz="1"/>
-              <w:right w:val="single" w:color="DDDDDD" w:sz="1"/>
-            </w:tcBorders>
-            <w:tcMar>
-              <w:top w:type="dxa" w:w="70"/>
-              <w:left w:type="dxa" w:w="110"/>
-              <w:bottom w:type="dxa" w:w="70"/>
-              <w:right w:type="dxa" w:w="110"/>
-            </w:tcMar>
-            <w:vAlign w:val="center"/>
-          </w:tcPr>
-          <w:p>
-            <w:pPr>
-              <w:spacing w:after="0" w:line="264"/>
-              <w:jc w:val="left"/>
-            </w:pPr>
-            <w:r>
-              <w:rPr>
-                <w:b w:val="false"/>
-                <w:bCs w:val="false"/>
-                <w:color w:val="000000"/>
-                <w:sz w:val="20"/>
-                <w:szCs w:val="20"/>
-              </w:rPr>
-              <w:t xml:space="preserve">lit.linkのクリック数・予約への動き</w:t>
+              <w:t xml:space="preserve">③ SNS経由の予約・問い合わせ数</w:t>
+            </w:r>
+          </w:p>
+        </w:tc>
+        <w:tc>
+          <w:tcPr>
+            <w:tcW w:type="dxa" w:w="1400"/>
+            <w:tcBorders>
+              <w:top w:val="single" w:color="DDDDDD" w:sz="1"/>
+              <w:left w:val="single" w:color="DDDDDD" w:sz="1"/>
+              <w:bottom w:val="single" w:color="DDDDDD" w:sz="1"/>
+              <w:right w:val="single" w:color="DDDDDD" w:sz="1"/>
+            </w:tcBorders>
+            <w:tcMar>
+              <w:top w:type="dxa" w:w="70"/>
+              <w:left w:type="dxa" w:w="110"/>
+              <w:bottom w:type="dxa" w:w="70"/>
+              <w:right w:type="dxa" w:w="110"/>
+            </w:tcMar>
+            <w:vAlign w:val="center"/>
+          </w:tcPr>
+          <w:p>
+            <w:pPr>
+              <w:spacing w:after="0" w:line="264"/>
+              <w:jc w:val="left"/>
+            </w:pPr>
+            <w:r>
+              <w:rPr>
+                <w:b w:val="false"/>
+                <w:bCs w:val="false"/>
+                <w:color w:val="000000"/>
+                <w:sz w:val="20"/>
+                <w:szCs w:val="20"/>
+              </w:rPr>
+              <w:t xml:space="preserve">必須(新)</w:t>
+            </w:r>
+          </w:p>
+        </w:tc>
+        <w:tc>
+          <w:tcPr>
+            <w:tcW w:type="dxa" w:w="4960"/>
+            <w:tcBorders>
+              <w:top w:val="single" w:color="DDDDDD" w:sz="1"/>
+              <w:left w:val="single" w:color="DDDDDD" w:sz="1"/>
+              <w:bottom w:val="single" w:color="DDDDDD" w:sz="1"/>
+              <w:right w:val="single" w:color="DDDDDD" w:sz="1"/>
+            </w:tcBorders>
+            <w:tcMar>
+              <w:top w:type="dxa" w:w="70"/>
+              <w:left w:type="dxa" w:w="110"/>
+              <w:bottom w:type="dxa" w:w="70"/>
+              <w:right w:type="dxa" w:w="110"/>
+            </w:tcMar>
+            <w:vAlign w:val="center"/>
+          </w:tcPr>
+          <w:p>
+            <w:pPr>
+              <w:spacing w:after="0" w:line="264"/>
+              <w:jc w:val="left"/>
+            </w:pPr>
+            <w:r>
+              <w:rPr>
+                <w:b w:val="false"/>
+                <w:bCs w:val="false"/>
+                <w:color w:val="000000"/>
+                <w:sz w:val="20"/>
+                <w:szCs w:val="20"/>
+              </w:rPr>
+              <w:t xml:space="preserve">SNSが売上にどれだけ貢献したか（最終目標との直接の接続）</w:t>
             </w:r>
           </w:p>
         </w:tc>
@@ -9050,13 +10006,13 @@
                 <w:sz w:val="20"/>
                 <w:szCs w:val="20"/>
               </w:rPr>
-              <w:t xml:space="preserve">凍結リスク点検</w:t>
-            </w:r>
-          </w:p>
-        </w:tc>
-        <w:tc>
-          <w:tcPr>
-            <w:tcW w:type="dxa" w:w="6360"/>
+              <w:t xml:space="preserve">フォロワー数</w:t>
+            </w:r>
+          </w:p>
+        </w:tc>
+        <w:tc>
+          <w:tcPr>
+            <w:tcW w:type="dxa" w:w="1400"/>
             <w:tcBorders>
               <w:top w:val="single" w:color="DDDDDD" w:sz="1"/>
               <w:left w:val="single" w:color="DDDDDD" w:sz="1"/>
@@ -9085,7 +10041,42 @@
                 <w:sz w:val="20"/>
                 <w:szCs w:val="20"/>
               </w:rPr>
-              <w:t xml:space="preserve">NG表現を使っていないか・フォローペースは適切か</w:t>
+              <w:t xml:space="preserve">中間指標</w:t>
+            </w:r>
+          </w:p>
+        </w:tc>
+        <w:tc>
+          <w:tcPr>
+            <w:tcW w:type="dxa" w:w="4960"/>
+            <w:tcBorders>
+              <w:top w:val="single" w:color="DDDDDD" w:sz="1"/>
+              <w:left w:val="single" w:color="DDDDDD" w:sz="1"/>
+              <w:bottom w:val="single" w:color="DDDDDD" w:sz="1"/>
+              <w:right w:val="single" w:color="DDDDDD" w:sz="1"/>
+            </w:tcBorders>
+            <w:shd w:fill="F2F2F2" w:val="clear"/>
+            <w:tcMar>
+              <w:top w:type="dxa" w:w="70"/>
+              <w:left w:type="dxa" w:w="110"/>
+              <w:bottom w:type="dxa" w:w="70"/>
+              <w:right w:type="dxa" w:w="110"/>
+            </w:tcMar>
+            <w:vAlign w:val="center"/>
+          </w:tcPr>
+          <w:p>
+            <w:pPr>
+              <w:spacing w:after="0" w:line="264"/>
+              <w:jc w:val="left"/>
+            </w:pPr>
+            <w:r>
+              <w:rPr>
+                <w:b w:val="false"/>
+                <w:bCs w:val="false"/>
+                <w:color w:val="000000"/>
+                <w:sz w:val="20"/>
+                <w:szCs w:val="20"/>
+              </w:rPr>
+              <w:t xml:space="preserve">目標ペース（前半+約170/月）に対する達成度</w:t>
             </w:r>
           </w:p>
         </w:tc>
@@ -9121,41 +10112,182 @@
                 <w:sz w:val="20"/>
                 <w:szCs w:val="20"/>
               </w:rPr>
-              <w:t xml:space="preserve">次媒体の準備</w:t>
-            </w:r>
-          </w:p>
-        </w:tc>
-        <w:tc>
-          <w:tcPr>
-            <w:tcW w:type="dxa" w:w="6360"/>
-            <w:tcBorders>
-              <w:top w:val="single" w:color="DDDDDD" w:sz="1"/>
-              <w:left w:val="single" w:color="DDDDDD" w:sz="1"/>
-              <w:bottom w:val="single" w:color="DDDDDD" w:sz="1"/>
-              <w:right w:val="single" w:color="DDDDDD" w:sz="1"/>
-            </w:tcBorders>
-            <w:tcMar>
-              <w:top w:type="dxa" w:w="70"/>
-              <w:left w:type="dxa" w:w="110"/>
-              <w:bottom w:type="dxa" w:w="70"/>
-              <w:right w:type="dxa" w:w="110"/>
-            </w:tcMar>
-            <w:vAlign w:val="center"/>
-          </w:tcPr>
-          <w:p>
-            <w:pPr>
-              <w:spacing w:after="0" w:line="264"/>
-              <w:jc w:val="left"/>
-            </w:pPr>
-            <w:r>
-              <w:rPr>
-                <w:b w:val="false"/>
-                <w:bCs w:val="false"/>
-                <w:color w:val="000000"/>
-                <w:sz w:val="20"/>
-                <w:szCs w:val="20"/>
-              </w:rPr>
-              <w:t xml:space="preserve">Instagram/TikTok立ち上げタイミングの判断</w:t>
+              <w:t xml:space="preserve">反応の良い投稿</w:t>
+            </w:r>
+          </w:p>
+        </w:tc>
+        <w:tc>
+          <w:tcPr>
+            <w:tcW w:type="dxa" w:w="1400"/>
+            <w:tcBorders>
+              <w:top w:val="single" w:color="DDDDDD" w:sz="1"/>
+              <w:left w:val="single" w:color="DDDDDD" w:sz="1"/>
+              <w:bottom w:val="single" w:color="DDDDDD" w:sz="1"/>
+              <w:right w:val="single" w:color="DDDDDD" w:sz="1"/>
+            </w:tcBorders>
+            <w:tcMar>
+              <w:top w:type="dxa" w:w="70"/>
+              <w:left w:type="dxa" w:w="110"/>
+              <w:bottom w:type="dxa" w:w="70"/>
+              <w:right w:type="dxa" w:w="110"/>
+            </w:tcMar>
+            <w:vAlign w:val="center"/>
+          </w:tcPr>
+          <w:p>
+            <w:pPr>
+              <w:spacing w:after="0" w:line="264"/>
+              <w:jc w:val="left"/>
+            </w:pPr>
+            <w:r>
+              <w:rPr>
+                <w:b w:val="false"/>
+                <w:bCs w:val="false"/>
+                <w:color w:val="000000"/>
+                <w:sz w:val="20"/>
+                <w:szCs w:val="20"/>
+              </w:rPr>
+              <w:t xml:space="preserve">改善用</w:t>
+            </w:r>
+          </w:p>
+        </w:tc>
+        <w:tc>
+          <w:tcPr>
+            <w:tcW w:type="dxa" w:w="4960"/>
+            <w:tcBorders>
+              <w:top w:val="single" w:color="DDDDDD" w:sz="1"/>
+              <w:left w:val="single" w:color="DDDDDD" w:sz="1"/>
+              <w:bottom w:val="single" w:color="DDDDDD" w:sz="1"/>
+              <w:right w:val="single" w:color="DDDDDD" w:sz="1"/>
+            </w:tcBorders>
+            <w:tcMar>
+              <w:top w:type="dxa" w:w="70"/>
+              <w:left w:type="dxa" w:w="110"/>
+              <w:bottom w:type="dxa" w:w="70"/>
+              <w:right w:type="dxa" w:w="110"/>
+            </w:tcMar>
+            <w:vAlign w:val="center"/>
+          </w:tcPr>
+          <w:p>
+            <w:pPr>
+              <w:spacing w:after="0" w:line="264"/>
+              <w:jc w:val="left"/>
+            </w:pPr>
+            <w:r>
+              <w:rPr>
+                <w:b w:val="false"/>
+                <w:bCs w:val="false"/>
+                <w:color w:val="000000"/>
+                <w:sz w:val="20"/>
+                <w:szCs w:val="20"/>
+              </w:rPr>
+              <w:t xml:space="preserve">どのカテゴリーが伸びたか→翌月の配分に反映</w:t>
+            </w:r>
+          </w:p>
+        </w:tc>
+      </w:tr>
+      <w:tr>
+        <w:tc>
+          <w:tcPr>
+            <w:tcW w:type="dxa" w:w="3000"/>
+            <w:tcBorders>
+              <w:top w:val="single" w:color="DDDDDD" w:sz="1"/>
+              <w:left w:val="single" w:color="DDDDDD" w:sz="1"/>
+              <w:bottom w:val="single" w:color="DDDDDD" w:sz="1"/>
+              <w:right w:val="single" w:color="DDDDDD" w:sz="1"/>
+            </w:tcBorders>
+            <w:shd w:fill="F2F2F2" w:val="clear"/>
+            <w:tcMar>
+              <w:top w:type="dxa" w:w="70"/>
+              <w:left w:type="dxa" w:w="110"/>
+              <w:bottom w:type="dxa" w:w="70"/>
+              <w:right w:type="dxa" w:w="110"/>
+            </w:tcMar>
+            <w:vAlign w:val="center"/>
+          </w:tcPr>
+          <w:p>
+            <w:pPr>
+              <w:spacing w:after="0" w:line="264"/>
+              <w:jc w:val="left"/>
+            </w:pPr>
+            <w:r>
+              <w:rPr>
+                <w:b w:val="false"/>
+                <w:bCs w:val="false"/>
+                <w:color w:val="000000"/>
+                <w:sz w:val="20"/>
+                <w:szCs w:val="20"/>
+              </w:rPr>
+              <w:t xml:space="preserve">凍結リスク点検</w:t>
+            </w:r>
+          </w:p>
+        </w:tc>
+        <w:tc>
+          <w:tcPr>
+            <w:tcW w:type="dxa" w:w="1400"/>
+            <w:tcBorders>
+              <w:top w:val="single" w:color="DDDDDD" w:sz="1"/>
+              <w:left w:val="single" w:color="DDDDDD" w:sz="1"/>
+              <w:bottom w:val="single" w:color="DDDDDD" w:sz="1"/>
+              <w:right w:val="single" w:color="DDDDDD" w:sz="1"/>
+            </w:tcBorders>
+            <w:shd w:fill="F2F2F2" w:val="clear"/>
+            <w:tcMar>
+              <w:top w:type="dxa" w:w="70"/>
+              <w:left w:type="dxa" w:w="110"/>
+              <w:bottom w:type="dxa" w:w="70"/>
+              <w:right w:type="dxa" w:w="110"/>
+            </w:tcMar>
+            <w:vAlign w:val="center"/>
+          </w:tcPr>
+          <w:p>
+            <w:pPr>
+              <w:spacing w:after="0" w:line="264"/>
+              <w:jc w:val="left"/>
+            </w:pPr>
+            <w:r>
+              <w:rPr>
+                <w:b w:val="false"/>
+                <w:bCs w:val="false"/>
+                <w:color w:val="000000"/>
+                <w:sz w:val="20"/>
+                <w:szCs w:val="20"/>
+              </w:rPr>
+              <w:t xml:space="preserve">保全</w:t>
+            </w:r>
+          </w:p>
+        </w:tc>
+        <w:tc>
+          <w:tcPr>
+            <w:tcW w:type="dxa" w:w="4960"/>
+            <w:tcBorders>
+              <w:top w:val="single" w:color="DDDDDD" w:sz="1"/>
+              <w:left w:val="single" w:color="DDDDDD" w:sz="1"/>
+              <w:bottom w:val="single" w:color="DDDDDD" w:sz="1"/>
+              <w:right w:val="single" w:color="DDDDDD" w:sz="1"/>
+            </w:tcBorders>
+            <w:shd w:fill="F2F2F2" w:val="clear"/>
+            <w:tcMar>
+              <w:top w:type="dxa" w:w="70"/>
+              <w:left w:type="dxa" w:w="110"/>
+              <w:bottom w:type="dxa" w:w="70"/>
+              <w:right w:type="dxa" w:w="110"/>
+            </w:tcMar>
+            <w:vAlign w:val="center"/>
+          </w:tcPr>
+          <w:p>
+            <w:pPr>
+              <w:spacing w:after="0" w:line="264"/>
+              <w:jc w:val="left"/>
+            </w:pPr>
+            <w:r>
+              <w:rPr>
+                <w:b w:val="false"/>
+                <w:bCs w:val="false"/>
+                <w:color w:val="000000"/>
+                <w:sz w:val="20"/>
+                <w:szCs w:val="20"/>
+              </w:rPr>
+              <w:t xml:space="preserve">NG表現・フォローペース・フォロワー名簿バックアップの確認</w:t>
             </w:r>
           </w:p>
         </w:tc>
@@ -9817,7 +10949,7 @@
                 <w:sz w:val="20"/>
                 <w:szCs w:val="20"/>
               </w:rPr>
-              <w:t xml:space="preserve">キャスト紹介を強化。Instagram本格運用。引用・参加型で拡散。1,000達成</w:t>
+              <w:t xml:space="preserve">キャスト紹介を強化。Instagram本格運用。引用・参加型で拡散。6ヶ月時点でFB率を実測し後半計画を補正。1,000達成</w:t>
             </w:r>
           </w:p>
         </w:tc>
@@ -9959,7 +11091,7 @@
                 <w:sz w:val="20"/>
                 <w:szCs w:val="20"/>
               </w:rPr>
-              <w:t xml:space="preserve">蓄積で自然フォロー増。TikTokで新規認知。予約導線を最適化</w:t>
+              <w:t xml:space="preserve">キャスト個人垢連携を主エンジン化し自然フォロー増。TikTokで新規認知。予約導線を最適化</w:t>
             </w:r>
           </w:p>
         </w:tc>
@@ -10229,6 +11361,30 @@
                 <w:szCs w:val="20"/>
               </w:rPr>
               <w:t xml:space="preserve">⑤ 使用するAIツールの契約（グロック/Perplexity/Claude/ChatGPT）と月次レポートの形式</w:t>
+            </w:r>
+          </w:p>
+          <w:p>
+            <w:pPr>
+              <w:spacing w:after="50" w:line="270"/>
+            </w:pPr>
+            <w:r>
+              <w:rPr>
+                <w:sz w:val="20"/>
+                <w:szCs w:val="20"/>
+              </w:rPr>
+              <w:t xml:space="preserve">⑥ 【監査必須】公式サイト側SEO計画（地域名×女性用風俗の記事群）の並走体制</w:t>
+            </w:r>
+          </w:p>
+          <w:p>
+            <w:pPr>
+              <w:spacing w:after="50" w:line="270"/>
+            </w:pPr>
+            <w:r>
+              <w:rPr>
+                <w:sz w:val="20"/>
+                <w:szCs w:val="20"/>
+              </w:rPr>
+              <w:t xml:space="preserve">⑦ キャスト個人アカウントの開設・連携への協力体制</w:t>
             </w:r>
           </w:p>
         </w:tc>
@@ -10504,7 +11660,7 @@
                 <w:sz w:val="20"/>
                 <w:szCs w:val="20"/>
               </w:rPr>
-              <w:t xml:space="preserve">X内に内蔵されX投稿に直接アクセス可。『フォロー/返信すべき人』の抽出、伸びている投稿・競合の分析に最強</w:t>
+              <w:t xml:space="preserve">X内に内蔵されX投稿に直接アクセス可。『フォロー/いいねすべき人』の抽出、伸びている投稿・競合の分析に最強</w:t>
             </w:r>
           </w:p>
         </w:tc>
@@ -11099,7 +12255,7 @@
                 <w:sz w:val="19"/>
                 <w:szCs w:val="19"/>
               </w:rPr>
-              <w:t xml:space="preserve">G-2：返信（リプ）すべき人を探す</w:t>
+              <w:t xml:space="preserve">G-2：「いいね」すべき人を探す（リプ営業はしない）</w:t>
             </w:r>
           </w:p>
         </w:tc>
@@ -11135,7 +12291,23 @@
                 <w:sz w:val="18"/>
                 <w:szCs w:val="18"/>
               </w:rPr>
-              <w:t xml:space="preserve">Xで直近48時間以内に『女性用風俗が気になる』『行ってみたいけど不安』『女風デビューしたい』といった投稿をしている女性ユーザーを探して。お店のスタッフとして自然な共感リプライを送れそうな投稿を10件、投稿リンク・内容の要約・おすすめの返信トーンつきで出して。営業的・露骨にならない前提で。</w:t>
+              <w:t xml:space="preserve">Xで直近48時間以内に『女性用風俗が気になる』『行ってみたいけど不安』『女風デビューしたい』といった投稿をしている女性ユーザーを探して。こちらから「いいね」だけして様子を見たい投稿を15件、投稿リンク・内容の要約つきでリスト化して。</w:t>
+            </w:r>
+          </w:p>
+          <w:p>
+            <w:pPr>
+              <w:spacing w:after="30" w:line="268"/>
+            </w:pPr>
+            <w:r>
+              <w:rPr>
+                <w:rFonts w:ascii="MS Gothic" w:cs="MS Gothic" w:eastAsia="MS Gothic" w:hAnsi="MS Gothic"/>
+                <w:i/>
+                <w:iCs/>
+                <w:color w:val="202020"/>
+                <w:sz w:val="18"/>
+                <w:szCs w:val="18"/>
+              </w:rPr>
+              <w:t xml:space="preserve">※リプライ送信はしない前提（相手からフォロー/いいね/リプがあった人のみ、こちらから会話する）。能動的なリプ営業は凍結リスクが高いため行わない。</w:t>
             </w:r>
           </w:p>
         </w:tc>
@@ -12101,6 +13273,24 @@
       </w:r>
       <w:r>
         <w:t xml:space="preserve">ことで、毎日の運用負担を最小化しながら質を保てます。</w:t>
+      </w:r>
+    </w:p>
+    <w:p>
+      <w:pPr>
+        <w:spacing w:after="120" w:before="0" w:line="276"/>
+      </w:pPr>
+      <w:r>
+        <w:t xml:space="preserve">本改訂版は外部監査（総合B+・条件付き承認）の必須3点をすべて反映済みです。</w:t>
+      </w:r>
+      <w:r>
+        <w:rPr>
+          <w:b/>
+          <w:bCs/>
+        </w:rPr>
+        <w:t xml:space="preserve">地域別SEO 1位はSNS単独では達成できないため、公式サイト側のSEO計画を並走させること</w:t>
+      </w:r>
+      <w:r>
+        <w:t xml:space="preserve">を実行の前提とします（別紙「サイト側SEO計画」を参照）。</w:t>
       </w:r>
     </w:p>
     <w:p>
